--- a/Web2Doc.docx
+++ b/Web2Doc.docx
@@ -44,11 +44,94 @@
         </w:rPr>
         <w:t xml:space="preserve">Repo - </w:t>
       </w:r>
+      <w:hyperlink r:id="rId5" w:history="1">
+        <w:r>
+          <w:rPr>
+            <w:rStyle w:val="Hyperlink"/>
+            <w:lang w:val="en-US"/>
+          </w:rPr>
+          <w:t>https://github.com/kobihanoch/CNN-Web-Project</w:t>
+        </w:r>
+      </w:hyperlink>
       <w:r>
         <w:rPr>
+          <w:rtl/>
           <w:lang w:val="en-US"/>
         </w:rPr>
-        <w:t>https://github.com/kobihanoch/CNN-Web-Project</w:t>
+        <w:br/>
+      </w:r>
+      <w:r>
+        <w:rPr>
+          <w:rtl/>
+          <w:lang w:val="en-US"/>
+        </w:rPr>
+        <w:br/>
+      </w:r>
+      <w:r>
+        <w:rPr>
+          <w:rFonts w:hint="cs"/>
+          <w:rtl/>
+          <w:lang w:val="en-US"/>
+        </w:rPr>
+        <w:t xml:space="preserve">יש לשים לב שבפרויקט קיים קובץ </w:t>
+      </w:r>
+      <w:r>
+        <w:rPr>
+          <w:lang w:val="en-US"/>
+        </w:rPr>
+        <w:t xml:space="preserve">trained-model.js </w:t>
+      </w:r>
+      <w:r>
+        <w:rPr>
+          <w:rFonts w:hint="cs"/>
+          <w:rtl/>
+          <w:lang w:val="en-US"/>
+        </w:rPr>
+        <w:t>המכלי את המשקלים של המודל המאומן</w:t>
+      </w:r>
+      <w:r>
+        <w:rPr>
+          <w:rtl/>
+          <w:lang w:val="en-US"/>
+        </w:rPr>
+        <w:br/>
+      </w:r>
+      <w:r>
+        <w:rPr>
+          <w:rFonts w:hint="cs"/>
+          <w:rtl/>
+          <w:lang w:val="en-US"/>
+        </w:rPr>
+        <w:t xml:space="preserve">בעליית האתר המשקלים הללו נטענים ל </w:t>
+      </w:r>
+      <w:r>
+        <w:rPr>
+          <w:lang w:val="en-US"/>
+        </w:rPr>
+        <w:t>LocalStorage</w:t>
+      </w:r>
+      <w:r>
+        <w:rPr>
+          <w:rFonts w:hint="cs"/>
+          <w:rtl/>
+          <w:lang w:val="en-US"/>
+        </w:rPr>
+        <w:t xml:space="preserve"> אוטומטית</w:t>
+      </w:r>
+      <w:r>
+        <w:rPr>
+          <w:rtl/>
+          <w:lang w:val="en-US"/>
+        </w:rPr>
+        <w:br/>
+      </w:r>
+      <w:r>
+        <w:rPr>
+          <w:rFonts w:hint="cs"/>
+          <w:rtl/>
+          <w:lang w:val="en-US"/>
+        </w:rPr>
+        <w:t>כמו כן קיימות אופציות לייבוא משקלים אחרים וייצוא המשקלים הנוכחיים אם רוצים להמשיך לאמן את המודל.</w:t>
       </w:r>
     </w:p>
     <w:sectPr>
@@ -664,6 +747,7 @@
   <w:style w:type="character" w:default="1" w:styleId="DefaultParagraphFont">
     <w:name w:val="Default Paragraph Font"/>
     <w:uiPriority w:val="1"/>
+    <w:semiHidden/>
     <w:unhideWhenUsed/>
   </w:style>
   <w:style w:type="table" w:default="1" w:styleId="TableNormal">
